--- a/corpus/synthetic/smartart-ole__006.docx
+++ b/corpus/synthetic/smartart-ole__006.docx
@@ -4,16 +4,9 @@
   <w:body>
     <w:p>
       <w:r>
-        <w:drawing>
-          <wp:inline>
-            <wp:extent cx="5486400" cy="419100"/>
-            <a:graphic>
-              <a:graphicData uri="http://schemas.openxmlformats.org/drawingml/2006/diagram">
-                <dgm:relIds xmlns:dgm="http://schemas.openxmlformats.org/drawingml/2006/diagram" r:dm="rId40" r:lo="rId41" r:qs="rId42" r:cs="rId43"/>
-              </a:graphicData>
-            </a:graphic>
-          </wp:inline>
-        </w:drawing>
+        <w:pict>
+          <v:rect xmlns:v="urn:schemas-microsoft-com:vml" xmlns:o="urn:schemas-microsoft-com:office:office" id="_x0000_i1026" style="width:0;height:1.5pt" o:hralign="center" o:hrstd="t" o:hr="t" fillcolor="#aca899" stroked="f"/>
+        </w:pict>
       </w:r>
     </w:p>
     <w:sectPr>
